--- a/使用手册.docx
+++ b/使用手册.docx
@@ -4,22 +4,35 @@
   <w:body>
     <w:p>
       <w:pPr>
-        <w:pStyle w:val="Heading1"/>
-        <w:spacing w:after="300"/>
+        <w:spacing w:after="600"/>
         <w:jc w:val="center"/>
       </w:pPr>
-      <w:r>
-        <w:t xml:space="preserve">基于DeepSeek的WPS作业智能批阅与分层推送决策系统 - 使用手册</w:t>
-      </w:r>
       <w:r>
         <w:rPr>
           <w:b/>
           <w:bCs/>
+          <w:sz w:val="44"/>
+          <w:szCs w:val="44"/>
+          <w:rFonts w:ascii="Microsoft YaHei" w:cs="Microsoft YaHei" w:eastAsia="Microsoft YaHei" w:hAnsi="Microsoft YaHei"/>
+        </w:rPr>
+        <w:t xml:space="preserve">基于DeepSeek的WPS作业智能批阅与分层推送决策系统</w:t>
+      </w:r>
+    </w:p>
+    <w:p>
+      <w:pPr>
+        <w:spacing w:after="600"/>
+        <w:jc w:val="center"/>
+      </w:pPr>
+      <w:r>
+        <w:rPr>
+          <w:b/>
+          <w:bCs/>
+          <w:color w:val="4472C4"/>
           <w:sz w:val="36"/>
           <w:szCs w:val="36"/>
           <w:rFonts w:ascii="Microsoft YaHei" w:cs="Microsoft YaHei" w:eastAsia="Microsoft YaHei" w:hAnsi="Microsoft YaHei"/>
         </w:rPr>
-        <w:t xml:space="preserve">基于DeepSeek的WPS作业智能批阅与分层推送决策系统 - 使用手册</w:t>
+        <w:t xml:space="preserve">使用手册</w:t>
       </w:r>
     </w:p>
     <w:p>

--- a/使用手册.docx
+++ b/使用手册.docx
@@ -41,9 +41,6 @@
         <w:spacing w:before="300" w:after="200"/>
       </w:pPr>
       <w:r>
-        <w:t xml:space="preserve">一、系统简介</w:t>
-      </w:r>
-      <w:r>
         <w:rPr>
           <w:b/>
           <w:bCs/>
@@ -74,9 +71,6 @@
         <w:pStyle w:val="Heading1"/>
         <w:spacing w:before="300" w:after="200"/>
       </w:pPr>
-      <w:r>
-        <w:t xml:space="preserve">二、技术架构</w:t>
-      </w:r>
       <w:r>
         <w:rPr>
           <w:b/>
@@ -565,9 +559,6 @@
         <w:pStyle w:val="Heading1"/>
         <w:spacing w:before="300" w:after="200"/>
       </w:pPr>
-      <w:r>
-        <w:t xml:space="preserve">三、默认账户</w:t>
-      </w:r>
       <w:r>
         <w:rPr>
           <w:b/>
@@ -1053,9 +1044,6 @@
         <w:spacing w:before="300" w:after="200"/>
       </w:pPr>
       <w:r>
-        <w:t xml:space="preserve">四、功能说明</w:t>
-      </w:r>
-      <w:r>
         <w:rPr>
           <w:b/>
           <w:bCs/>
@@ -1072,9 +1060,6 @@
         <w:spacing w:before="200" w:after="120"/>
       </w:pPr>
       <w:r>
-        <w:t xml:space="preserve">4.1 学生端</w:t>
-      </w:r>
-      <w:r>
         <w:rPr>
           <w:b/>
           <w:bCs/>
@@ -1139,9 +1124,6 @@
         <w:spacing w:before="200" w:after="120"/>
       </w:pPr>
       <w:r>
-        <w:t xml:space="preserve">4.2 教师端</w:t>
-      </w:r>
-      <w:r>
         <w:rPr>
           <w:b/>
           <w:bCs/>
@@ -1238,9 +1220,6 @@
         <w:spacing w:before="200" w:after="120"/>
       </w:pPr>
       <w:r>
-        <w:t xml:space="preserve">4.3 管理员端（系统设置）</w:t>
-      </w:r>
-      <w:r>
         <w:rPr>
           <w:b/>
           <w:bCs/>
@@ -1321,9 +1300,6 @@
         <w:spacing w:before="300" w:after="200"/>
       </w:pPr>
       <w:r>
-        <w:t xml:space="preserve">五、操作步骤</w:t>
-      </w:r>
-      <w:r>
         <w:rPr>
           <w:b/>
           <w:bCs/>
@@ -1340,9 +1316,6 @@
         <w:spacing w:before="200" w:after="120"/>
       </w:pPr>
       <w:r>
-        <w:t xml:space="preserve">5.1 学生提交作业</w:t>
-      </w:r>
-      <w:r>
         <w:rPr>
           <w:b/>
           <w:bCs/>
@@ -1455,9 +1428,6 @@
         <w:spacing w:before="200" w:after="120"/>
       </w:pPr>
       <w:r>
-        <w:t xml:space="preserve">5.2 查看评分报告</w:t>
-      </w:r>
-      <w:r>
         <w:rPr>
           <w:b/>
           <w:bCs/>
@@ -1554,9 +1524,6 @@
         <w:spacing w:before="200" w:after="120"/>
       </w:pPr>
       <w:r>
-        <w:t xml:space="preserve">5.3 获取分层学习任务</w:t>
-      </w:r>
-      <w:r>
         <w:rPr>
           <w:b/>
           <w:bCs/>
@@ -1637,9 +1604,6 @@
         <w:spacing w:before="200" w:after="120"/>
       </w:pPr>
       <w:r>
-        <w:t xml:space="preserve">5.4 教师管理作业</w:t>
-      </w:r>
-      <w:r>
         <w:rPr>
           <w:b/>
           <w:bCs/>
@@ -1752,9 +1716,6 @@
         <w:spacing w:before="200" w:after="120"/>
       </w:pPr>
       <w:r>
-        <w:t xml:space="preserve">5.5 管理员配置AI</w:t>
-      </w:r>
-      <w:r>
         <w:rPr>
           <w:b/>
           <w:bCs/>
@@ -1882,9 +1843,6 @@
         <w:pStyle w:val="Heading1"/>
         <w:spacing w:before="300" w:after="200"/>
       </w:pPr>
-      <w:r>
-        <w:t xml:space="preserve">六、分层标准</w:t>
-      </w:r>
       <w:r>
         <w:rPr>
           <w:b/>
@@ -2343,9 +2301,6 @@
         <w:spacing w:before="300" w:after="200"/>
       </w:pPr>
       <w:r>
-        <w:t xml:space="preserve">七、常见问题</w:t>
-      </w:r>
-      <w:r>
         <w:rPr>
           <w:b/>
           <w:bCs/>
@@ -2388,26 +2343,6 @@
     </w:p>
     <w:p>
       <w:pPr>
-        <w:spacing w:after="60"/>
-        <w:ind w:left="431"/>
-      </w:pPr>
-      <w:r>
-        <w:rPr>
-          <w:sz w:val="20"/>
-          <w:szCs w:val="20"/>
-          <w:rFonts w:ascii="Consolas" w:cs="Consolas" w:eastAsia="Consolas" w:hAnsi="Consolas"/>
-          <w:shd w:fill="F0F0F0"/>
-        </w:rPr>
-        <w:t xml:space="preserve">python app.py</w:t>
-      </w:r>
-    </w:p>
-    <w:p>
-      <w:pPr>
-        <w:spacing w:after="100"/>
-      </w:pPr>
-    </w:p>
-    <w:p>
-      <w:pPr>
         <w:spacing w:after="120"/>
       </w:pPr>
       <w:r>
@@ -2438,26 +2373,6 @@
     </w:p>
     <w:p>
       <w:pPr>
-        <w:spacing w:after="60"/>
-        <w:ind w:left="431"/>
-      </w:pPr>
-      <w:r>
-        <w:rPr>
-          <w:sz w:val="20"/>
-          <w:szCs w:val="20"/>
-          <w:rFonts w:ascii="Consolas" w:cs="Consolas" w:eastAsia="Consolas" w:hAnsi="Consolas"/>
-          <w:shd w:fill="F0F0F0"/>
-        </w:rPr>
-        <w:t xml:space="preserve">scoring_rules.py</w:t>
-      </w:r>
-    </w:p>
-    <w:p>
-      <w:pPr>
-        <w:spacing w:after="100"/>
-      </w:pPr>
-    </w:p>
-    <w:p>
-      <w:pPr>
         <w:spacing w:after="120"/>
       </w:pPr>
       <w:r>
@@ -2518,26 +2433,6 @@
     </w:p>
     <w:p>
       <w:pPr>
-        <w:spacing w:after="60"/>
-        <w:ind w:left="431"/>
-      </w:pPr>
-      <w:r>
-        <w:rPr>
-          <w:sz w:val="20"/>
-          <w:szCs w:val="20"/>
-          <w:rFonts w:ascii="Consolas" w:cs="Consolas" w:eastAsia="Consolas" w:hAnsi="Consolas"/>
-          <w:shd w:fill="F0F0F0"/>
-        </w:rPr>
-        <w:t xml:space="preserve">app/services/scoring_rules.py</w:t>
-      </w:r>
-    </w:p>
-    <w:p>
-      <w:pPr>
-        <w:spacing w:after="100"/>
-      </w:pPr>
-    </w:p>
-    <w:p>
-      <w:pPr>
         <w:spacing w:after="120"/>
       </w:pPr>
       <w:r>
@@ -2566,22 +2461,8 @@
         <w:t xml:space="preserve">A: 直接备份 data/app.db 文件即可，这是SQLite数据库文件。</w:t>
       </w:r>
     </w:p>
-    <w:p>
-      <w:pPr>
-        <w:spacing w:after="60"/>
-        <w:ind w:left="431"/>
-      </w:pPr>
-      <w:r>
-        <w:rPr>
-          <w:sz w:val="20"/>
-          <w:szCs w:val="20"/>
-          <w:rFonts w:ascii="Consolas" w:cs="Consolas" w:eastAsia="Consolas" w:hAnsi="Consolas"/>
-          <w:shd w:fill="F0F0F0"/>
-        </w:rPr>
-        <w:t xml:space="preserve">data/app.db</w:t>
-      </w:r>
-    </w:p>
     <w:sectPr>
+      <w:headerReference w:type="default" r:id="rId6"/>
       <w:pgSz w:w="11906" w:h="16838" w:orient="portrait"/>
       <w:pgMar w:top="1440" w:right="1440" w:bottom="1440" w:left="1440" w:header="708" w:footer="708" w:gutter="0"/>
       <w:pgNumType/>
@@ -2630,6 +2511,87 @@
     </w:p>
   </w:footnote>
 </w:footnotes>
+</file>
+
+<file path=word/header_watermark.xml><?xml version="1.0" encoding="utf-8"?>
+<w:hdr xmlns:w="http://schemas.openxmlformats.org/wordprocessingml/2006/main" xmlns:r="http://schemas.openxmlformats.org/officeDocument/2006/relationships" xmlns:wp="http://schemas.openxmlformats.org/drawingml/2006/wordprocessingDrawing" xmlns:a="http://schemas.openxmlformats.org/drawingml/2006/main" xmlns:wps="http://schemas.microsoft.com/office/word/2010/wordprocessingShape" xmlns:mc="http://schemas.openxmlformats.org/markup-compatibility/2006" xmlns:wp14="http://schemas.microsoft.com/office/word/2010/wordprocessingDrawing" xmlns:w14="http://schemas.microsoft.com/office/word/2010/wordml" mc:Ignorable="w14 wp14">
+  <w:p>
+    <w:pPr>
+      <w:pStyle w:val="Header"/>
+    </w:pPr>
+    <w:r>
+      <w:rPr>
+        <w:noProof/>
+      </w:rPr>
+      <mc:AlternateContent>
+        <mc:Choice Requires="wps">
+          <w:drawing>
+            <wp:anchor distT="0" distB="0" distL="0" distR="0" simplePos="0" relativeHeight="251658240" behindDoc="1" locked="0" layoutInCell="0" allowOverlap="1">
+              <wp:simplePos x="0" y="0"/>
+              <wp:positionH relativeFrom="page">
+                <wp:align>right</wp:align>
+              </wp:positionH>
+              <wp:positionV relativeFrom="page">
+                <wp:align>bottom</wp:align>
+              </wp:positionV>
+              <wp:extent cx="2200000" cy="350000"/>
+              <wp:effectExtent l="0" t="0" r="0" b="0"/>
+              <wp:wrapNone/>
+              <wp:docPr id="1" name="Watermark"/>
+              <a:graphic>
+                <a:graphicData uri="http://schemas.microsoft.com/office/word/2010/wordprocessingShape">
+                  <wps:wsp>
+                    <wps:cNvSpPr txBox="1"/>
+                    <wps:spPr>
+                      <a:xfrm rot="0">
+                        <a:off x="0" y="0"/>
+                        <a:ext cx="2200000" cy="350000"/>
+                      </a:xfrm>
+                      <a:prstGeom prst="rect">
+                        <a:avLst/>
+                      </a:prstGeom>
+                      <a:noFill/>
+                      <a:ln>
+                        <a:noFill/>
+                      </a:ln>
+                    </wps:spPr>
+                    <wps:txbx>
+                      <w:txbxContent>
+                        <w:p>
+                          <w:pPr>
+                            <w:jc w:val="right"/>
+                          </w:pPr>
+                          <w:r>
+                            <w:rPr>
+                              <w:sz w:val="32"/>
+                              <w:szCs w:val="32"/>
+                              <w:rFonts w:eastAsia="SimSun" w:ascii="Arial" w:hAnsi="Arial"/>
+                              <w:color w:val="808080"/>
+                              <w14:textFill>
+                                <w14:solidFill>
+                                  <w14:srgbClr w14:val="808080">
+                                    <w14:alpha w14:val="19999"/>
+                                  </w14:srgbClr>
+                                </w14:solidFill>
+                              </w14:textFill>
+                            </w:rPr>
+                            <w:t>TRAE AI 生成</w:t>
+                          </w:r>
+                        </w:p>
+                      </w:txbxContent>
+                    </wps:txbx>
+                    <wps:bodyPr wrap="square" anchor="b" anchorCtr="0" lIns="0" tIns="0" rIns="91440" bIns="45720"/>
+                  </wps:wsp>
+                </a:graphicData>
+              </a:graphic>
+            </wp:anchor>
+          </w:drawing>
+        </mc:Choice>
+        <mc:Fallback/>
+      </mc:AlternateContent>
+    </w:r>
+  </w:p>
+</w:hdr>
 </file>
 
 <file path=word/numbering.xml><?xml version="1.0" encoding="utf-8"?>
